--- a/assets/lessons/horn-construction/cradle-assembly-2021.docx
+++ b/assets/lessons/horn-construction/cradle-assembly-2021.docx
@@ -64,7 +64,7 @@
             </w:pPr>
             <w:r>
               <w:rPr>
-                <w:rFonts w:ascii="Arial" w:hAnsi="Arial"/>
+                <w:rFonts w:ascii="Arial" w:hAnsi="Arial" w:cs="Arial" w:eastAsia="Arial"/>
                 <w:b/>
                 <w:color w:val="FFFFFF"/>
                 <w:sz w:val="20"/>
@@ -90,7 +90,7 @@
             </w:pPr>
             <w:r>
               <w:rPr>
-                <w:rFonts w:ascii="Arial" w:hAnsi="Arial"/>
+                <w:rFonts w:ascii="Arial" w:hAnsi="Arial" w:cs="Arial" w:eastAsia="Arial"/>
                 <w:b/>
                 <w:color w:val="FFFFFF"/>
                 <w:sz w:val="20"/>
@@ -121,7 +121,7 @@
             </w:pPr>
             <w:r>
               <w:rPr>
-                <w:rFonts w:ascii="Arial" w:hAnsi="Arial"/>
+                <w:rFonts w:ascii="Arial" w:hAnsi="Arial" w:cs="Arial" w:eastAsia="Arial"/>
                 <w:sz w:val="20"/>
               </w:rPr>
               <w:t>2</w:t>
@@ -144,7 +144,7 @@
             </w:pPr>
             <w:r>
               <w:rPr>
-                <w:rFonts w:ascii="Arial" w:hAnsi="Arial"/>
+                <w:rFonts w:ascii="Arial" w:hAnsi="Arial" w:cs="Arial" w:eastAsia="Arial"/>
                 <w:sz w:val="20"/>
               </w:rPr>
               <w:t>2 × 2 lumber, 20 inches long</w:t>
@@ -173,7 +173,7 @@
             </w:pPr>
             <w:r>
               <w:rPr>
-                <w:rFonts w:ascii="Arial" w:hAnsi="Arial"/>
+                <w:rFonts w:ascii="Arial" w:hAnsi="Arial" w:cs="Arial" w:eastAsia="Arial"/>
                 <w:sz w:val="20"/>
               </w:rPr>
               <w:t>2</w:t>
@@ -196,7 +196,7 @@
             </w:pPr>
             <w:r>
               <w:rPr>
-                <w:rFonts w:ascii="Arial" w:hAnsi="Arial"/>
+                <w:rFonts w:ascii="Arial" w:hAnsi="Arial" w:cs="Arial" w:eastAsia="Arial"/>
                 <w:sz w:val="20"/>
               </w:rPr>
               <w:t>2 × 2 lumber, 9 5/8 inches long</w:t>
@@ -225,7 +225,7 @@
             </w:pPr>
             <w:r>
               <w:rPr>
-                <w:rFonts w:ascii="Arial" w:hAnsi="Arial"/>
+                <w:rFonts w:ascii="Arial" w:hAnsi="Arial" w:cs="Arial" w:eastAsia="Arial"/>
                 <w:sz w:val="20"/>
               </w:rPr>
               <w:t>1</w:t>
@@ -248,7 +248,7 @@
             </w:pPr>
             <w:r>
               <w:rPr>
-                <w:rFonts w:ascii="Arial" w:hAnsi="Arial"/>
+                <w:rFonts w:ascii="Arial" w:hAnsi="Arial" w:cs="Arial" w:eastAsia="Arial"/>
                 <w:sz w:val="20"/>
               </w:rPr>
               <w:t>2 × 2 lumber, 6 11/16 inches long</w:t>
@@ -277,7 +277,7 @@
             </w:pPr>
             <w:r>
               <w:rPr>
-                <w:rFonts w:ascii="Arial" w:hAnsi="Arial"/>
+                <w:rFonts w:ascii="Arial" w:hAnsi="Arial" w:cs="Arial" w:eastAsia="Arial"/>
                 <w:sz w:val="20"/>
               </w:rPr>
               <w:t>3</w:t>
@@ -300,7 +300,7 @@
             </w:pPr>
             <w:r>
               <w:rPr>
-                <w:rFonts w:ascii="Arial" w:hAnsi="Arial"/>
+                <w:rFonts w:ascii="Arial" w:hAnsi="Arial" w:cs="Arial" w:eastAsia="Arial"/>
                 <w:sz w:val="20"/>
               </w:rPr>
               <w:t>2 × 2 lumber, 9 inches long</w:t>
@@ -329,7 +329,7 @@
             </w:pPr>
             <w:r>
               <w:rPr>
-                <w:rFonts w:ascii="Arial" w:hAnsi="Arial"/>
+                <w:rFonts w:ascii="Arial" w:hAnsi="Arial" w:cs="Arial" w:eastAsia="Arial"/>
                 <w:sz w:val="20"/>
               </w:rPr>
               <w:t>1</w:t>
@@ -352,7 +352,7 @@
             </w:pPr>
             <w:r>
               <w:rPr>
-                <w:rFonts w:ascii="Arial" w:hAnsi="Arial"/>
+                <w:rFonts w:ascii="Arial" w:hAnsi="Arial" w:cs="Arial" w:eastAsia="Arial"/>
                 <w:sz w:val="20"/>
               </w:rPr>
               <w:t>1/4-inch plywood, 7 × 8 inches</w:t>
@@ -381,7 +381,7 @@
             </w:pPr>
             <w:r>
               <w:rPr>
-                <w:rFonts w:ascii="Arial" w:hAnsi="Arial"/>
+                <w:rFonts w:ascii="Arial" w:hAnsi="Arial" w:cs="Arial" w:eastAsia="Arial"/>
                 <w:sz w:val="20"/>
               </w:rPr>
               <w:t>About 10</w:t>
@@ -404,7 +404,7 @@
             </w:pPr>
             <w:r>
               <w:rPr>
-                <w:rFonts w:ascii="Arial" w:hAnsi="Arial"/>
+                <w:rFonts w:ascii="Arial" w:hAnsi="Arial" w:cs="Arial" w:eastAsia="Arial"/>
                 <w:sz w:val="20"/>
               </w:rPr>
               <w:t>2 1/2-inch construction screws</w:t>
@@ -433,7 +433,7 @@
             </w:pPr>
             <w:r>
               <w:rPr>
-                <w:rFonts w:ascii="Arial" w:hAnsi="Arial"/>
+                <w:rFonts w:ascii="Arial" w:hAnsi="Arial" w:cs="Arial" w:eastAsia="Arial"/>
                 <w:sz w:val="20"/>
               </w:rPr>
               <w:t>As needed</w:t>
@@ -456,7 +456,7 @@
             </w:pPr>
             <w:r>
               <w:rPr>
-                <w:rFonts w:ascii="Arial" w:hAnsi="Arial"/>
+                <w:rFonts w:ascii="Arial" w:hAnsi="Arial" w:cs="Arial" w:eastAsia="Arial"/>
                 <w:sz w:val="20"/>
               </w:rPr>
               <w:t>1-inch or 1 1/4-inch screws for the plywood</w:t>
@@ -485,7 +485,7 @@
             </w:pPr>
             <w:r>
               <w:rPr>
-                <w:rFonts w:ascii="Arial" w:hAnsi="Arial"/>
+                <w:rFonts w:ascii="Arial" w:hAnsi="Arial" w:cs="Arial" w:eastAsia="Arial"/>
                 <w:sz w:val="20"/>
               </w:rPr>
               <w:t>2</w:t>
@@ -508,7 +508,7 @@
             </w:pPr>
             <w:r>
               <w:rPr>
-                <w:rFonts w:ascii="Arial" w:hAnsi="Arial"/>
+                <w:rFonts w:ascii="Arial" w:hAnsi="Arial" w:cs="Arial" w:eastAsia="Arial"/>
                 <w:sz w:val="20"/>
               </w:rPr>
               <w:t>3 1/2-inch-long 1/4-20 bolts</w:t>
@@ -537,7 +537,7 @@
             </w:pPr>
             <w:r>
               <w:rPr>
-                <w:rFonts w:ascii="Arial" w:hAnsi="Arial"/>
+                <w:rFonts w:ascii="Arial" w:hAnsi="Arial" w:cs="Arial" w:eastAsia="Arial"/>
                 <w:sz w:val="20"/>
               </w:rPr>
               <w:t>2</w:t>
@@ -560,7 +560,7 @@
             </w:pPr>
             <w:r>
               <w:rPr>
-                <w:rFonts w:ascii="Arial" w:hAnsi="Arial"/>
+                <w:rFonts w:ascii="Arial" w:hAnsi="Arial" w:cs="Arial" w:eastAsia="Arial"/>
                 <w:sz w:val="20"/>
               </w:rPr>
               <w:t>1/4-20 wing nuts</w:t>
@@ -974,7 +974,7 @@
   <w:docDefaults>
     <w:rPrDefault>
       <w:rPr>
-        <w:rFonts w:asciiTheme="minorHAnsi" w:eastAsiaTheme="minorEastAsia" w:hAnsiTheme="minorHAnsi" w:cstheme="minorBidi"/>
+        <w:rFonts w:ascii="Arial" w:hAnsi="Arial" w:cs="Arial" w:eastAsia="Arial"/>
         <w:sz w:val="22"/>
         <w:szCs w:val="22"/>
         <w:lang w:val="en-US" w:eastAsia="en-US" w:bidi="ar-SA"/>
@@ -1133,7 +1133,7 @@
       <w:spacing w:after="120" w:line="264" w:lineRule="auto"/>
     </w:pPr>
     <w:rPr>
-      <w:rFonts w:ascii="Arial" w:hAnsi="Arial"/>
+      <w:rFonts w:ascii="Arial" w:hAnsi="Arial" w:cs="Arial" w:eastAsia="Arial"/>
       <w:b w:val="0"/>
       <w:color w:val="000000"/>
       <w:sz w:val="22"/>
@@ -1150,7 +1150,7 @@
       <w:spacing w:after="120" w:line="264" w:lineRule="auto"/>
     </w:pPr>
     <w:rPr>
-      <w:rFonts w:ascii="Arial" w:hAnsi="Arial"/>
+      <w:rFonts w:ascii="Arial" w:hAnsi="Arial" w:cs="Arial" w:eastAsia="Arial"/>
       <w:b w:val="0"/>
       <w:color w:val="000000"/>
       <w:sz w:val="18"/>
@@ -1174,7 +1174,7 @@
       <w:spacing w:after="120" w:line="264" w:lineRule="auto"/>
     </w:pPr>
     <w:rPr>
-      <w:rFonts w:ascii="Arial" w:hAnsi="Arial"/>
+      <w:rFonts w:ascii="Arial" w:hAnsi="Arial" w:cs="Arial" w:eastAsia="Arial"/>
       <w:b w:val="0"/>
       <w:color w:val="000000"/>
       <w:sz w:val="18"/>
@@ -1202,7 +1202,7 @@
       <w:outlineLvl w:val="0"/>
     </w:pPr>
     <w:rPr>
-      <w:rFonts w:asciiTheme="majorHAnsi" w:eastAsiaTheme="majorEastAsia" w:hAnsiTheme="majorHAnsi" w:cstheme="majorBidi" w:ascii="Arial" w:hAnsi="Arial"/>
+      <w:rFonts w:ascii="Arial" w:hAnsi="Arial" w:cs="Arial" w:eastAsia="Arial"/>
       <w:b/>
       <w:bCs/>
       <w:color w:val="000000"/>
@@ -1226,7 +1226,7 @@
       <w:outlineLvl w:val="1"/>
     </w:pPr>
     <w:rPr>
-      <w:rFonts w:asciiTheme="majorHAnsi" w:eastAsiaTheme="majorEastAsia" w:hAnsiTheme="majorHAnsi" w:cstheme="majorBidi" w:ascii="Arial" w:hAnsi="Arial"/>
+      <w:rFonts w:ascii="Arial" w:hAnsi="Arial" w:cs="Arial" w:eastAsia="Arial"/>
       <w:b/>
       <w:bCs/>
       <w:color w:val="000000"/>
@@ -1250,7 +1250,7 @@
       <w:outlineLvl w:val="2"/>
     </w:pPr>
     <w:rPr>
-      <w:rFonts w:asciiTheme="majorHAnsi" w:eastAsiaTheme="majorEastAsia" w:hAnsiTheme="majorHAnsi" w:cstheme="majorBidi"/>
+      <w:rFonts w:ascii="Arial" w:hAnsi="Arial" w:cs="Arial" w:eastAsia="Arial"/>
       <w:b/>
       <w:bCs/>
       <w:color w:val="4F81BD" w:themeColor="accent1"/>
@@ -1273,7 +1273,7 @@
       <w:outlineLvl w:val="3"/>
     </w:pPr>
     <w:rPr>
-      <w:rFonts w:asciiTheme="majorHAnsi" w:eastAsiaTheme="majorEastAsia" w:hAnsiTheme="majorHAnsi" w:cstheme="majorBidi"/>
+      <w:rFonts w:ascii="Arial" w:hAnsi="Arial" w:cs="Arial" w:eastAsia="Arial"/>
       <w:b/>
       <w:bCs/>
       <w:i/>
@@ -1298,7 +1298,7 @@
       <w:outlineLvl w:val="4"/>
     </w:pPr>
     <w:rPr>
-      <w:rFonts w:asciiTheme="majorHAnsi" w:eastAsiaTheme="majorEastAsia" w:hAnsiTheme="majorHAnsi" w:cstheme="majorBidi"/>
+      <w:rFonts w:ascii="Arial" w:hAnsi="Arial" w:cs="Arial" w:eastAsia="Arial"/>
       <w:color w:val="243F60" w:themeColor="accent1" w:themeShade="7F"/>
     </w:rPr>
   </w:style>
@@ -1319,7 +1319,7 @@
       <w:outlineLvl w:val="5"/>
     </w:pPr>
     <w:rPr>
-      <w:rFonts w:asciiTheme="majorHAnsi" w:eastAsiaTheme="majorEastAsia" w:hAnsiTheme="majorHAnsi" w:cstheme="majorBidi"/>
+      <w:rFonts w:ascii="Arial" w:hAnsi="Arial" w:cs="Arial" w:eastAsia="Arial"/>
       <w:i/>
       <w:iCs/>
       <w:color w:val="243F60" w:themeColor="accent1" w:themeShade="7F"/>
@@ -1342,7 +1342,7 @@
       <w:outlineLvl w:val="6"/>
     </w:pPr>
     <w:rPr>
-      <w:rFonts w:asciiTheme="majorHAnsi" w:eastAsiaTheme="majorEastAsia" w:hAnsiTheme="majorHAnsi" w:cstheme="majorBidi"/>
+      <w:rFonts w:ascii="Arial" w:hAnsi="Arial" w:cs="Arial" w:eastAsia="Arial"/>
       <w:i/>
       <w:iCs/>
       <w:color w:val="404040" w:themeColor="text1" w:themeTint="BF"/>
@@ -1365,7 +1365,7 @@
       <w:outlineLvl w:val="7"/>
     </w:pPr>
     <w:rPr>
-      <w:rFonts w:asciiTheme="majorHAnsi" w:eastAsiaTheme="majorEastAsia" w:hAnsiTheme="majorHAnsi" w:cstheme="majorBidi"/>
+      <w:rFonts w:ascii="Arial" w:hAnsi="Arial" w:cs="Arial" w:eastAsia="Arial"/>
       <w:color w:val="4F81BD" w:themeColor="accent1"/>
       <w:sz w:val="20"/>
       <w:szCs w:val="20"/>
@@ -1388,7 +1388,7 @@
       <w:outlineLvl w:val="8"/>
     </w:pPr>
     <w:rPr>
-      <w:rFonts w:asciiTheme="majorHAnsi" w:eastAsiaTheme="majorEastAsia" w:hAnsiTheme="majorHAnsi" w:cstheme="majorBidi"/>
+      <w:rFonts w:ascii="Arial" w:hAnsi="Arial" w:cs="Arial" w:eastAsia="Arial"/>
       <w:i/>
       <w:iCs/>
       <w:color w:val="404040" w:themeColor="text1" w:themeTint="BF"/>
@@ -1439,7 +1439,7 @@
     <w:uiPriority w:val="9"/>
     <w:rsid w:val="00FC693F"/>
     <w:rPr>
-      <w:rFonts w:asciiTheme="majorHAnsi" w:eastAsiaTheme="majorEastAsia" w:hAnsiTheme="majorHAnsi" w:cstheme="majorBidi"/>
+      <w:rFonts w:ascii="Arial" w:hAnsi="Arial" w:cs="Arial" w:eastAsia="Arial"/>
       <w:b/>
       <w:bCs/>
       <w:color w:val="365F91" w:themeColor="accent1" w:themeShade="BF"/>
@@ -1454,7 +1454,7 @@
     <w:uiPriority w:val="9"/>
     <w:rsid w:val="00FC693F"/>
     <w:rPr>
-      <w:rFonts w:asciiTheme="majorHAnsi" w:eastAsiaTheme="majorEastAsia" w:hAnsiTheme="majorHAnsi" w:cstheme="majorBidi"/>
+      <w:rFonts w:ascii="Arial" w:hAnsi="Arial" w:cs="Arial" w:eastAsia="Arial"/>
       <w:b/>
       <w:bCs/>
       <w:color w:val="4F81BD" w:themeColor="accent1"/>
@@ -1469,7 +1469,7 @@
     <w:uiPriority w:val="9"/>
     <w:rsid w:val="00FC693F"/>
     <w:rPr>
-      <w:rFonts w:asciiTheme="majorHAnsi" w:eastAsiaTheme="majorEastAsia" w:hAnsiTheme="majorHAnsi" w:cstheme="majorBidi"/>
+      <w:rFonts w:ascii="Arial" w:hAnsi="Arial" w:cs="Arial" w:eastAsia="Arial"/>
       <w:b/>
       <w:bCs/>
       <w:color w:val="4F81BD" w:themeColor="accent1"/>
@@ -1488,7 +1488,7 @@
       <w:contextualSpacing/>
     </w:pPr>
     <w:rPr>
-      <w:rFonts w:asciiTheme="majorHAnsi" w:eastAsiaTheme="majorEastAsia" w:hAnsiTheme="majorHAnsi" w:cstheme="majorBidi" w:ascii="Arial" w:hAnsi="Arial"/>
+      <w:rFonts w:ascii="Arial" w:hAnsi="Arial" w:cs="Arial" w:eastAsia="Arial"/>
       <w:b/>
       <w:color w:val="000000"/>
       <w:spacing w:val="5"/>
@@ -1504,7 +1504,7 @@
     <w:uiPriority w:val="10"/>
     <w:rsid w:val="00FC693F"/>
     <w:rPr>
-      <w:rFonts w:asciiTheme="majorHAnsi" w:eastAsiaTheme="majorEastAsia" w:hAnsiTheme="majorHAnsi" w:cstheme="majorBidi"/>
+      <w:rFonts w:ascii="Arial" w:hAnsi="Arial" w:cs="Arial" w:eastAsia="Arial"/>
       <w:color w:val="17365D" w:themeColor="text2" w:themeShade="BF"/>
       <w:spacing w:val="5"/>
       <w:kern w:val="28"/>
@@ -1527,7 +1527,7 @@
       <w:spacing w:after="120" w:line="264" w:lineRule="auto"/>
     </w:pPr>
     <w:rPr>
-      <w:rFonts w:asciiTheme="majorHAnsi" w:eastAsiaTheme="majorEastAsia" w:hAnsiTheme="majorHAnsi" w:cstheme="majorBidi" w:ascii="Arial" w:hAnsi="Arial"/>
+      <w:rFonts w:ascii="Arial" w:hAnsi="Arial" w:cs="Arial" w:eastAsia="Arial"/>
       <w:b w:val="0"/>
       <w:i/>
       <w:iCs/>
@@ -1544,7 +1544,7 @@
     <w:uiPriority w:val="11"/>
     <w:rsid w:val="00FC693F"/>
     <w:rPr>
-      <w:rFonts w:asciiTheme="majorHAnsi" w:eastAsiaTheme="majorEastAsia" w:hAnsiTheme="majorHAnsi" w:cstheme="majorBidi"/>
+      <w:rFonts w:ascii="Arial" w:hAnsi="Arial" w:cs="Arial" w:eastAsia="Arial"/>
       <w:i/>
       <w:iCs/>
       <w:color w:val="4F81BD" w:themeColor="accent1"/>
@@ -1673,7 +1673,7 @@
       <w:contextualSpacing/>
     </w:pPr>
     <w:rPr>
-      <w:rFonts w:ascii="Arial" w:hAnsi="Arial"/>
+      <w:rFonts w:ascii="Arial" w:hAnsi="Arial" w:cs="Arial" w:eastAsia="Arial"/>
       <w:b w:val="0"/>
       <w:color w:val="000000"/>
       <w:sz w:val="22"/>
@@ -1719,7 +1719,7 @@
       <w:contextualSpacing/>
     </w:pPr>
     <w:rPr>
-      <w:rFonts w:ascii="Arial" w:hAnsi="Arial"/>
+      <w:rFonts w:ascii="Arial" w:hAnsi="Arial" w:cs="Arial" w:eastAsia="Arial"/>
       <w:b w:val="0"/>
       <w:color w:val="000000"/>
       <w:sz w:val="22"/>
@@ -1805,7 +1805,7 @@
       </w:tabs>
     </w:pPr>
     <w:rPr>
-      <w:rFonts w:ascii="Courier" w:hAnsi="Courier"/>
+      <w:rFonts w:ascii="Arial" w:hAnsi="Arial" w:cs="Arial" w:eastAsia="Arial"/>
       <w:sz w:val="20"/>
       <w:szCs w:val="20"/>
     </w:rPr>
@@ -1817,7 +1817,7 @@
     <w:uiPriority w:val="99"/>
     <w:rsid w:val="0029639D"/>
     <w:rPr>
-      <w:rFonts w:ascii="Courier" w:hAnsi="Courier"/>
+      <w:rFonts w:ascii="Arial" w:hAnsi="Arial" w:cs="Arial" w:eastAsia="Arial"/>
       <w:sz w:val="20"/>
       <w:szCs w:val="20"/>
     </w:rPr>
@@ -1856,7 +1856,7 @@
     <w:semiHidden/>
     <w:rsid w:val="00FC693F"/>
     <w:rPr>
-      <w:rFonts w:asciiTheme="majorHAnsi" w:eastAsiaTheme="majorEastAsia" w:hAnsiTheme="majorHAnsi" w:cstheme="majorBidi"/>
+      <w:rFonts w:ascii="Arial" w:hAnsi="Arial" w:cs="Arial" w:eastAsia="Arial"/>
       <w:b/>
       <w:bCs/>
       <w:i/>
@@ -1872,7 +1872,7 @@
     <w:semiHidden/>
     <w:rsid w:val="00FC693F"/>
     <w:rPr>
-      <w:rFonts w:asciiTheme="majorHAnsi" w:eastAsiaTheme="majorEastAsia" w:hAnsiTheme="majorHAnsi" w:cstheme="majorBidi"/>
+      <w:rFonts w:ascii="Arial" w:hAnsi="Arial" w:cs="Arial" w:eastAsia="Arial"/>
       <w:color w:val="243F60" w:themeColor="accent1" w:themeShade="7F"/>
     </w:rPr>
   </w:style>
@@ -1884,7 +1884,7 @@
     <w:semiHidden/>
     <w:rsid w:val="00FC693F"/>
     <w:rPr>
-      <w:rFonts w:asciiTheme="majorHAnsi" w:eastAsiaTheme="majorEastAsia" w:hAnsiTheme="majorHAnsi" w:cstheme="majorBidi"/>
+      <w:rFonts w:ascii="Arial" w:hAnsi="Arial" w:cs="Arial" w:eastAsia="Arial"/>
       <w:i/>
       <w:iCs/>
       <w:color w:val="243F60" w:themeColor="accent1" w:themeShade="7F"/>
@@ -1898,7 +1898,7 @@
     <w:semiHidden/>
     <w:rsid w:val="00FC693F"/>
     <w:rPr>
-      <w:rFonts w:asciiTheme="majorHAnsi" w:eastAsiaTheme="majorEastAsia" w:hAnsiTheme="majorHAnsi" w:cstheme="majorBidi"/>
+      <w:rFonts w:ascii="Arial" w:hAnsi="Arial" w:cs="Arial" w:eastAsia="Arial"/>
       <w:i/>
       <w:iCs/>
       <w:color w:val="404040" w:themeColor="text1" w:themeTint="BF"/>
@@ -1912,7 +1912,7 @@
     <w:semiHidden/>
     <w:rsid w:val="00FC693F"/>
     <w:rPr>
-      <w:rFonts w:asciiTheme="majorHAnsi" w:eastAsiaTheme="majorEastAsia" w:hAnsiTheme="majorHAnsi" w:cstheme="majorBidi"/>
+      <w:rFonts w:ascii="Arial" w:hAnsi="Arial" w:cs="Arial" w:eastAsia="Arial"/>
       <w:color w:val="4F81BD" w:themeColor="accent1"/>
       <w:sz w:val="20"/>
       <w:szCs w:val="20"/>
@@ -1926,7 +1926,7 @@
     <w:semiHidden/>
     <w:rsid w:val="00FC693F"/>
     <w:rPr>
-      <w:rFonts w:asciiTheme="majorHAnsi" w:eastAsiaTheme="majorEastAsia" w:hAnsiTheme="majorHAnsi" w:cstheme="majorBidi"/>
+      <w:rFonts w:ascii="Arial" w:hAnsi="Arial" w:cs="Arial" w:eastAsia="Arial"/>
       <w:i/>
       <w:iCs/>
       <w:color w:val="404040" w:themeColor="text1" w:themeTint="BF"/>
@@ -3512,7 +3512,7 @@
         <w:spacing w:before="0" w:after="0" w:line="240" w:lineRule="auto"/>
       </w:pPr>
       <w:rPr>
-        <w:rFonts w:asciiTheme="majorHAnsi" w:eastAsiaTheme="majorEastAsia" w:hAnsiTheme="majorHAnsi" w:cstheme="majorBidi"/>
+        <w:rFonts w:ascii="Arial" w:hAnsi="Arial" w:cs="Arial" w:eastAsia="Arial"/>
         <w:b/>
         <w:bCs/>
       </w:rPr>
@@ -3533,7 +3533,7 @@
         <w:spacing w:before="0" w:after="0" w:line="240" w:lineRule="auto"/>
       </w:pPr>
       <w:rPr>
-        <w:rFonts w:asciiTheme="majorHAnsi" w:eastAsiaTheme="majorEastAsia" w:hAnsiTheme="majorHAnsi" w:cstheme="majorBidi"/>
+        <w:rFonts w:ascii="Arial" w:hAnsi="Arial" w:cs="Arial" w:eastAsia="Arial"/>
         <w:b/>
         <w:bCs/>
       </w:rPr>
@@ -3551,14 +3551,14 @@
     </w:tblStylePr>
     <w:tblStylePr w:type="firstCol">
       <w:rPr>
-        <w:rFonts w:asciiTheme="majorHAnsi" w:eastAsiaTheme="majorEastAsia" w:hAnsiTheme="majorHAnsi" w:cstheme="majorBidi"/>
+        <w:rFonts w:ascii="Arial" w:hAnsi="Arial" w:cs="Arial" w:eastAsia="Arial"/>
         <w:b/>
         <w:bCs/>
       </w:rPr>
     </w:tblStylePr>
     <w:tblStylePr w:type="lastCol">
       <w:rPr>
-        <w:rFonts w:asciiTheme="majorHAnsi" w:eastAsiaTheme="majorEastAsia" w:hAnsiTheme="majorHAnsi" w:cstheme="majorBidi"/>
+        <w:rFonts w:ascii="Arial" w:hAnsi="Arial" w:cs="Arial" w:eastAsia="Arial"/>
         <w:b/>
         <w:bCs/>
       </w:rPr>
@@ -3642,7 +3642,7 @@
         <w:spacing w:before="0" w:after="0" w:line="240" w:lineRule="auto"/>
       </w:pPr>
       <w:rPr>
-        <w:rFonts w:asciiTheme="majorHAnsi" w:eastAsiaTheme="majorEastAsia" w:hAnsiTheme="majorHAnsi" w:cstheme="majorBidi"/>
+        <w:rFonts w:ascii="Arial" w:hAnsi="Arial" w:cs="Arial" w:eastAsia="Arial"/>
         <w:b/>
         <w:bCs/>
       </w:rPr>
@@ -3663,7 +3663,7 @@
         <w:spacing w:before="0" w:after="0" w:line="240" w:lineRule="auto"/>
       </w:pPr>
       <w:rPr>
-        <w:rFonts w:asciiTheme="majorHAnsi" w:eastAsiaTheme="majorEastAsia" w:hAnsiTheme="majorHAnsi" w:cstheme="majorBidi"/>
+        <w:rFonts w:ascii="Arial" w:hAnsi="Arial" w:cs="Arial" w:eastAsia="Arial"/>
         <w:b/>
         <w:bCs/>
       </w:rPr>
@@ -3681,14 +3681,14 @@
     </w:tblStylePr>
     <w:tblStylePr w:type="firstCol">
       <w:rPr>
-        <w:rFonts w:asciiTheme="majorHAnsi" w:eastAsiaTheme="majorEastAsia" w:hAnsiTheme="majorHAnsi" w:cstheme="majorBidi"/>
+        <w:rFonts w:ascii="Arial" w:hAnsi="Arial" w:cs="Arial" w:eastAsia="Arial"/>
         <w:b/>
         <w:bCs/>
       </w:rPr>
     </w:tblStylePr>
     <w:tblStylePr w:type="lastCol">
       <w:rPr>
-        <w:rFonts w:asciiTheme="majorHAnsi" w:eastAsiaTheme="majorEastAsia" w:hAnsiTheme="majorHAnsi" w:cstheme="majorBidi"/>
+        <w:rFonts w:ascii="Arial" w:hAnsi="Arial" w:cs="Arial" w:eastAsia="Arial"/>
         <w:b/>
         <w:bCs/>
       </w:rPr>
@@ -3772,7 +3772,7 @@
         <w:spacing w:before="0" w:after="0" w:line="240" w:lineRule="auto"/>
       </w:pPr>
       <w:rPr>
-        <w:rFonts w:asciiTheme="majorHAnsi" w:eastAsiaTheme="majorEastAsia" w:hAnsiTheme="majorHAnsi" w:cstheme="majorBidi"/>
+        <w:rFonts w:ascii="Arial" w:hAnsi="Arial" w:cs="Arial" w:eastAsia="Arial"/>
         <w:b/>
         <w:bCs/>
       </w:rPr>
@@ -3793,7 +3793,7 @@
         <w:spacing w:before="0" w:after="0" w:line="240" w:lineRule="auto"/>
       </w:pPr>
       <w:rPr>
-        <w:rFonts w:asciiTheme="majorHAnsi" w:eastAsiaTheme="majorEastAsia" w:hAnsiTheme="majorHAnsi" w:cstheme="majorBidi"/>
+        <w:rFonts w:ascii="Arial" w:hAnsi="Arial" w:cs="Arial" w:eastAsia="Arial"/>
         <w:b/>
         <w:bCs/>
       </w:rPr>
@@ -3811,14 +3811,14 @@
     </w:tblStylePr>
     <w:tblStylePr w:type="firstCol">
       <w:rPr>
-        <w:rFonts w:asciiTheme="majorHAnsi" w:eastAsiaTheme="majorEastAsia" w:hAnsiTheme="majorHAnsi" w:cstheme="majorBidi"/>
+        <w:rFonts w:ascii="Arial" w:hAnsi="Arial" w:cs="Arial" w:eastAsia="Arial"/>
         <w:b/>
         <w:bCs/>
       </w:rPr>
     </w:tblStylePr>
     <w:tblStylePr w:type="lastCol">
       <w:rPr>
-        <w:rFonts w:asciiTheme="majorHAnsi" w:eastAsiaTheme="majorEastAsia" w:hAnsiTheme="majorHAnsi" w:cstheme="majorBidi"/>
+        <w:rFonts w:ascii="Arial" w:hAnsi="Arial" w:cs="Arial" w:eastAsia="Arial"/>
         <w:b/>
         <w:bCs/>
       </w:rPr>
@@ -3902,7 +3902,7 @@
         <w:spacing w:before="0" w:after="0" w:line="240" w:lineRule="auto"/>
       </w:pPr>
       <w:rPr>
-        <w:rFonts w:asciiTheme="majorHAnsi" w:eastAsiaTheme="majorEastAsia" w:hAnsiTheme="majorHAnsi" w:cstheme="majorBidi"/>
+        <w:rFonts w:ascii="Arial" w:hAnsi="Arial" w:cs="Arial" w:eastAsia="Arial"/>
         <w:b/>
         <w:bCs/>
       </w:rPr>
@@ -3923,7 +3923,7 @@
         <w:spacing w:before="0" w:after="0" w:line="240" w:lineRule="auto"/>
       </w:pPr>
       <w:rPr>
-        <w:rFonts w:asciiTheme="majorHAnsi" w:eastAsiaTheme="majorEastAsia" w:hAnsiTheme="majorHAnsi" w:cstheme="majorBidi"/>
+        <w:rFonts w:ascii="Arial" w:hAnsi="Arial" w:cs="Arial" w:eastAsia="Arial"/>
         <w:b/>
         <w:bCs/>
       </w:rPr>
@@ -3941,14 +3941,14 @@
     </w:tblStylePr>
     <w:tblStylePr w:type="firstCol">
       <w:rPr>
-        <w:rFonts w:asciiTheme="majorHAnsi" w:eastAsiaTheme="majorEastAsia" w:hAnsiTheme="majorHAnsi" w:cstheme="majorBidi"/>
+        <w:rFonts w:ascii="Arial" w:hAnsi="Arial" w:cs="Arial" w:eastAsia="Arial"/>
         <w:b/>
         <w:bCs/>
       </w:rPr>
     </w:tblStylePr>
     <w:tblStylePr w:type="lastCol">
       <w:rPr>
-        <w:rFonts w:asciiTheme="majorHAnsi" w:eastAsiaTheme="majorEastAsia" w:hAnsiTheme="majorHAnsi" w:cstheme="majorBidi"/>
+        <w:rFonts w:ascii="Arial" w:hAnsi="Arial" w:cs="Arial" w:eastAsia="Arial"/>
         <w:b/>
         <w:bCs/>
       </w:rPr>
@@ -4032,7 +4032,7 @@
         <w:spacing w:before="0" w:after="0" w:line="240" w:lineRule="auto"/>
       </w:pPr>
       <w:rPr>
-        <w:rFonts w:asciiTheme="majorHAnsi" w:eastAsiaTheme="majorEastAsia" w:hAnsiTheme="majorHAnsi" w:cstheme="majorBidi"/>
+        <w:rFonts w:ascii="Arial" w:hAnsi="Arial" w:cs="Arial" w:eastAsia="Arial"/>
         <w:b/>
         <w:bCs/>
       </w:rPr>
@@ -4053,7 +4053,7 @@
         <w:spacing w:before="0" w:after="0" w:line="240" w:lineRule="auto"/>
       </w:pPr>
       <w:rPr>
-        <w:rFonts w:asciiTheme="majorHAnsi" w:eastAsiaTheme="majorEastAsia" w:hAnsiTheme="majorHAnsi" w:cstheme="majorBidi"/>
+        <w:rFonts w:ascii="Arial" w:hAnsi="Arial" w:cs="Arial" w:eastAsia="Arial"/>
         <w:b/>
         <w:bCs/>
       </w:rPr>
@@ -4071,14 +4071,14 @@
     </w:tblStylePr>
     <w:tblStylePr w:type="firstCol">
       <w:rPr>
-        <w:rFonts w:asciiTheme="majorHAnsi" w:eastAsiaTheme="majorEastAsia" w:hAnsiTheme="majorHAnsi" w:cstheme="majorBidi"/>
+        <w:rFonts w:ascii="Arial" w:hAnsi="Arial" w:cs="Arial" w:eastAsia="Arial"/>
         <w:b/>
         <w:bCs/>
       </w:rPr>
     </w:tblStylePr>
     <w:tblStylePr w:type="lastCol">
       <w:rPr>
-        <w:rFonts w:asciiTheme="majorHAnsi" w:eastAsiaTheme="majorEastAsia" w:hAnsiTheme="majorHAnsi" w:cstheme="majorBidi"/>
+        <w:rFonts w:ascii="Arial" w:hAnsi="Arial" w:cs="Arial" w:eastAsia="Arial"/>
         <w:b/>
         <w:bCs/>
       </w:rPr>
@@ -4162,7 +4162,7 @@
         <w:spacing w:before="0" w:after="0" w:line="240" w:lineRule="auto"/>
       </w:pPr>
       <w:rPr>
-        <w:rFonts w:asciiTheme="majorHAnsi" w:eastAsiaTheme="majorEastAsia" w:hAnsiTheme="majorHAnsi" w:cstheme="majorBidi"/>
+        <w:rFonts w:ascii="Arial" w:hAnsi="Arial" w:cs="Arial" w:eastAsia="Arial"/>
         <w:b/>
         <w:bCs/>
       </w:rPr>
@@ -4183,7 +4183,7 @@
         <w:spacing w:before="0" w:after="0" w:line="240" w:lineRule="auto"/>
       </w:pPr>
       <w:rPr>
-        <w:rFonts w:asciiTheme="majorHAnsi" w:eastAsiaTheme="majorEastAsia" w:hAnsiTheme="majorHAnsi" w:cstheme="majorBidi"/>
+        <w:rFonts w:ascii="Arial" w:hAnsi="Arial" w:cs="Arial" w:eastAsia="Arial"/>
         <w:b/>
         <w:bCs/>
       </w:rPr>
@@ -4201,14 +4201,14 @@
     </w:tblStylePr>
     <w:tblStylePr w:type="firstCol">
       <w:rPr>
-        <w:rFonts w:asciiTheme="majorHAnsi" w:eastAsiaTheme="majorEastAsia" w:hAnsiTheme="majorHAnsi" w:cstheme="majorBidi"/>
+        <w:rFonts w:ascii="Arial" w:hAnsi="Arial" w:cs="Arial" w:eastAsia="Arial"/>
         <w:b/>
         <w:bCs/>
       </w:rPr>
     </w:tblStylePr>
     <w:tblStylePr w:type="lastCol">
       <w:rPr>
-        <w:rFonts w:asciiTheme="majorHAnsi" w:eastAsiaTheme="majorEastAsia" w:hAnsiTheme="majorHAnsi" w:cstheme="majorBidi"/>
+        <w:rFonts w:ascii="Arial" w:hAnsi="Arial" w:cs="Arial" w:eastAsia="Arial"/>
         <w:b/>
         <w:bCs/>
       </w:rPr>
@@ -4292,7 +4292,7 @@
         <w:spacing w:before="0" w:after="0" w:line="240" w:lineRule="auto"/>
       </w:pPr>
       <w:rPr>
-        <w:rFonts w:asciiTheme="majorHAnsi" w:eastAsiaTheme="majorEastAsia" w:hAnsiTheme="majorHAnsi" w:cstheme="majorBidi"/>
+        <w:rFonts w:ascii="Arial" w:hAnsi="Arial" w:cs="Arial" w:eastAsia="Arial"/>
         <w:b/>
         <w:bCs/>
       </w:rPr>
@@ -4313,7 +4313,7 @@
         <w:spacing w:before="0" w:after="0" w:line="240" w:lineRule="auto"/>
       </w:pPr>
       <w:rPr>
-        <w:rFonts w:asciiTheme="majorHAnsi" w:eastAsiaTheme="majorEastAsia" w:hAnsiTheme="majorHAnsi" w:cstheme="majorBidi"/>
+        <w:rFonts w:ascii="Arial" w:hAnsi="Arial" w:cs="Arial" w:eastAsia="Arial"/>
         <w:b/>
         <w:bCs/>
       </w:rPr>
@@ -4331,14 +4331,14 @@
     </w:tblStylePr>
     <w:tblStylePr w:type="firstCol">
       <w:rPr>
-        <w:rFonts w:asciiTheme="majorHAnsi" w:eastAsiaTheme="majorEastAsia" w:hAnsiTheme="majorHAnsi" w:cstheme="majorBidi"/>
+        <w:rFonts w:ascii="Arial" w:hAnsi="Arial" w:cs="Arial" w:eastAsia="Arial"/>
         <w:b/>
         <w:bCs/>
       </w:rPr>
     </w:tblStylePr>
     <w:tblStylePr w:type="lastCol">
       <w:rPr>
-        <w:rFonts w:asciiTheme="majorHAnsi" w:eastAsiaTheme="majorEastAsia" w:hAnsiTheme="majorHAnsi" w:cstheme="majorBidi"/>
+        <w:rFonts w:ascii="Arial" w:hAnsi="Arial" w:cs="Arial" w:eastAsia="Arial"/>
         <w:b/>
         <w:bCs/>
       </w:rPr>
@@ -6203,7 +6203,7 @@
     </w:tblPr>
     <w:tblStylePr w:type="firstRow">
       <w:rPr>
-        <w:rFonts w:asciiTheme="majorHAnsi" w:eastAsiaTheme="majorEastAsia" w:hAnsiTheme="majorHAnsi" w:cstheme="majorBidi"/>
+        <w:rFonts w:ascii="Arial" w:hAnsi="Arial" w:cs="Arial" w:eastAsia="Arial"/>
       </w:rPr>
       <w:tblPr/>
       <w:tcPr>
@@ -6287,7 +6287,7 @@
     </w:tblPr>
     <w:tblStylePr w:type="firstRow">
       <w:rPr>
-        <w:rFonts w:asciiTheme="majorHAnsi" w:eastAsiaTheme="majorEastAsia" w:hAnsiTheme="majorHAnsi" w:cstheme="majorBidi"/>
+        <w:rFonts w:ascii="Arial" w:hAnsi="Arial" w:cs="Arial" w:eastAsia="Arial"/>
       </w:rPr>
       <w:tblPr/>
       <w:tcPr>
@@ -6371,7 +6371,7 @@
     </w:tblPr>
     <w:tblStylePr w:type="firstRow">
       <w:rPr>
-        <w:rFonts w:asciiTheme="majorHAnsi" w:eastAsiaTheme="majorEastAsia" w:hAnsiTheme="majorHAnsi" w:cstheme="majorBidi"/>
+        <w:rFonts w:ascii="Arial" w:hAnsi="Arial" w:cs="Arial" w:eastAsia="Arial"/>
       </w:rPr>
       <w:tblPr/>
       <w:tcPr>
@@ -6455,7 +6455,7 @@
     </w:tblPr>
     <w:tblStylePr w:type="firstRow">
       <w:rPr>
-        <w:rFonts w:asciiTheme="majorHAnsi" w:eastAsiaTheme="majorEastAsia" w:hAnsiTheme="majorHAnsi" w:cstheme="majorBidi"/>
+        <w:rFonts w:ascii="Arial" w:hAnsi="Arial" w:cs="Arial" w:eastAsia="Arial"/>
       </w:rPr>
       <w:tblPr/>
       <w:tcPr>
@@ -6539,7 +6539,7 @@
     </w:tblPr>
     <w:tblStylePr w:type="firstRow">
       <w:rPr>
-        <w:rFonts w:asciiTheme="majorHAnsi" w:eastAsiaTheme="majorEastAsia" w:hAnsiTheme="majorHAnsi" w:cstheme="majorBidi"/>
+        <w:rFonts w:ascii="Arial" w:hAnsi="Arial" w:cs="Arial" w:eastAsia="Arial"/>
       </w:rPr>
       <w:tblPr/>
       <w:tcPr>
@@ -6623,7 +6623,7 @@
     </w:tblPr>
     <w:tblStylePr w:type="firstRow">
       <w:rPr>
-        <w:rFonts w:asciiTheme="majorHAnsi" w:eastAsiaTheme="majorEastAsia" w:hAnsiTheme="majorHAnsi" w:cstheme="majorBidi"/>
+        <w:rFonts w:ascii="Arial" w:hAnsi="Arial" w:cs="Arial" w:eastAsia="Arial"/>
       </w:rPr>
       <w:tblPr/>
       <w:tcPr>
@@ -6707,7 +6707,7 @@
     </w:tblPr>
     <w:tblStylePr w:type="firstRow">
       <w:rPr>
-        <w:rFonts w:asciiTheme="majorHAnsi" w:eastAsiaTheme="majorEastAsia" w:hAnsiTheme="majorHAnsi" w:cstheme="majorBidi"/>
+        <w:rFonts w:ascii="Arial" w:hAnsi="Arial" w:cs="Arial" w:eastAsia="Arial"/>
       </w:rPr>
       <w:tblPr/>
       <w:tcPr>
@@ -6772,7 +6772,7 @@
       <w:spacing w:after="0" w:line="240" w:lineRule="auto"/>
     </w:pPr>
     <w:rPr>
-      <w:rFonts w:asciiTheme="majorHAnsi" w:eastAsiaTheme="majorEastAsia" w:hAnsiTheme="majorHAnsi" w:cstheme="majorBidi"/>
+      <w:rFonts w:ascii="Arial" w:hAnsi="Arial" w:cs="Arial" w:eastAsia="Arial"/>
       <w:color w:val="000000" w:themeColor="text1"/>
     </w:rPr>
     <w:tblPr>
@@ -6900,7 +6900,7 @@
       <w:spacing w:after="0" w:line="240" w:lineRule="auto"/>
     </w:pPr>
     <w:rPr>
-      <w:rFonts w:asciiTheme="majorHAnsi" w:eastAsiaTheme="majorEastAsia" w:hAnsiTheme="majorHAnsi" w:cstheme="majorBidi"/>
+      <w:rFonts w:ascii="Arial" w:hAnsi="Arial" w:cs="Arial" w:eastAsia="Arial"/>
       <w:color w:val="000000" w:themeColor="text1"/>
     </w:rPr>
     <w:tblPr>
@@ -7028,7 +7028,7 @@
       <w:spacing w:after="0" w:line="240" w:lineRule="auto"/>
     </w:pPr>
     <w:rPr>
-      <w:rFonts w:asciiTheme="majorHAnsi" w:eastAsiaTheme="majorEastAsia" w:hAnsiTheme="majorHAnsi" w:cstheme="majorBidi"/>
+      <w:rFonts w:ascii="Arial" w:hAnsi="Arial" w:cs="Arial" w:eastAsia="Arial"/>
       <w:color w:val="000000" w:themeColor="text1"/>
     </w:rPr>
     <w:tblPr>
@@ -7156,7 +7156,7 @@
       <w:spacing w:after="0" w:line="240" w:lineRule="auto"/>
     </w:pPr>
     <w:rPr>
-      <w:rFonts w:asciiTheme="majorHAnsi" w:eastAsiaTheme="majorEastAsia" w:hAnsiTheme="majorHAnsi" w:cstheme="majorBidi"/>
+      <w:rFonts w:ascii="Arial" w:hAnsi="Arial" w:cs="Arial" w:eastAsia="Arial"/>
       <w:color w:val="000000" w:themeColor="text1"/>
     </w:rPr>
     <w:tblPr>
@@ -7284,7 +7284,7 @@
       <w:spacing w:after="0" w:line="240" w:lineRule="auto"/>
     </w:pPr>
     <w:rPr>
-      <w:rFonts w:asciiTheme="majorHAnsi" w:eastAsiaTheme="majorEastAsia" w:hAnsiTheme="majorHAnsi" w:cstheme="majorBidi"/>
+      <w:rFonts w:ascii="Arial" w:hAnsi="Arial" w:cs="Arial" w:eastAsia="Arial"/>
       <w:color w:val="000000" w:themeColor="text1"/>
     </w:rPr>
     <w:tblPr>
@@ -7412,7 +7412,7 @@
       <w:spacing w:after="0" w:line="240" w:lineRule="auto"/>
     </w:pPr>
     <w:rPr>
-      <w:rFonts w:asciiTheme="majorHAnsi" w:eastAsiaTheme="majorEastAsia" w:hAnsiTheme="majorHAnsi" w:cstheme="majorBidi"/>
+      <w:rFonts w:ascii="Arial" w:hAnsi="Arial" w:cs="Arial" w:eastAsia="Arial"/>
       <w:color w:val="000000" w:themeColor="text1"/>
     </w:rPr>
     <w:tblPr>
@@ -7540,7 +7540,7 @@
       <w:spacing w:after="0" w:line="240" w:lineRule="auto"/>
     </w:pPr>
     <w:rPr>
-      <w:rFonts w:asciiTheme="majorHAnsi" w:eastAsiaTheme="majorEastAsia" w:hAnsiTheme="majorHAnsi" w:cstheme="majorBidi"/>
+      <w:rFonts w:ascii="Arial" w:hAnsi="Arial" w:cs="Arial" w:eastAsia="Arial"/>
       <w:color w:val="000000" w:themeColor="text1"/>
     </w:rPr>
     <w:tblPr>
@@ -8179,7 +8179,7 @@
       <w:spacing w:after="0" w:line="240" w:lineRule="auto"/>
     </w:pPr>
     <w:rPr>
-      <w:rFonts w:asciiTheme="majorHAnsi" w:eastAsiaTheme="majorEastAsia" w:hAnsiTheme="majorHAnsi" w:cstheme="majorBidi"/>
+      <w:rFonts w:ascii="Arial" w:hAnsi="Arial" w:cs="Arial" w:eastAsia="Arial"/>
       <w:color w:val="000000" w:themeColor="text1"/>
     </w:rPr>
     <w:tblPr>
@@ -8304,7 +8304,7 @@
       <w:spacing w:after="0" w:line="240" w:lineRule="auto"/>
     </w:pPr>
     <w:rPr>
-      <w:rFonts w:asciiTheme="majorHAnsi" w:eastAsiaTheme="majorEastAsia" w:hAnsiTheme="majorHAnsi" w:cstheme="majorBidi"/>
+      <w:rFonts w:ascii="Arial" w:hAnsi="Arial" w:cs="Arial" w:eastAsia="Arial"/>
       <w:color w:val="000000" w:themeColor="text1"/>
     </w:rPr>
     <w:tblPr>
@@ -8429,7 +8429,7 @@
       <w:spacing w:after="0" w:line="240" w:lineRule="auto"/>
     </w:pPr>
     <w:rPr>
-      <w:rFonts w:asciiTheme="majorHAnsi" w:eastAsiaTheme="majorEastAsia" w:hAnsiTheme="majorHAnsi" w:cstheme="majorBidi"/>
+      <w:rFonts w:ascii="Arial" w:hAnsi="Arial" w:cs="Arial" w:eastAsia="Arial"/>
       <w:color w:val="000000" w:themeColor="text1"/>
     </w:rPr>
     <w:tblPr>
@@ -8554,7 +8554,7 @@
       <w:spacing w:after="0" w:line="240" w:lineRule="auto"/>
     </w:pPr>
     <w:rPr>
-      <w:rFonts w:asciiTheme="majorHAnsi" w:eastAsiaTheme="majorEastAsia" w:hAnsiTheme="majorHAnsi" w:cstheme="majorBidi"/>
+      <w:rFonts w:ascii="Arial" w:hAnsi="Arial" w:cs="Arial" w:eastAsia="Arial"/>
       <w:color w:val="000000" w:themeColor="text1"/>
     </w:rPr>
     <w:tblPr>
@@ -8679,7 +8679,7 @@
       <w:spacing w:after="0" w:line="240" w:lineRule="auto"/>
     </w:pPr>
     <w:rPr>
-      <w:rFonts w:asciiTheme="majorHAnsi" w:eastAsiaTheme="majorEastAsia" w:hAnsiTheme="majorHAnsi" w:cstheme="majorBidi"/>
+      <w:rFonts w:ascii="Arial" w:hAnsi="Arial" w:cs="Arial" w:eastAsia="Arial"/>
       <w:color w:val="000000" w:themeColor="text1"/>
     </w:rPr>
     <w:tblPr>
@@ -8804,7 +8804,7 @@
       <w:spacing w:after="0" w:line="240" w:lineRule="auto"/>
     </w:pPr>
     <w:rPr>
-      <w:rFonts w:asciiTheme="majorHAnsi" w:eastAsiaTheme="majorEastAsia" w:hAnsiTheme="majorHAnsi" w:cstheme="majorBidi"/>
+      <w:rFonts w:ascii="Arial" w:hAnsi="Arial" w:cs="Arial" w:eastAsia="Arial"/>
       <w:color w:val="000000" w:themeColor="text1"/>
     </w:rPr>
     <w:tblPr>
@@ -8929,7 +8929,7 @@
       <w:spacing w:after="0" w:line="240" w:lineRule="auto"/>
     </w:pPr>
     <w:rPr>
-      <w:rFonts w:asciiTheme="majorHAnsi" w:eastAsiaTheme="majorEastAsia" w:hAnsiTheme="majorHAnsi" w:cstheme="majorBidi"/>
+      <w:rFonts w:ascii="Arial" w:hAnsi="Arial" w:cs="Arial" w:eastAsia="Arial"/>
       <w:color w:val="000000" w:themeColor="text1"/>
     </w:rPr>
     <w:tblPr>
@@ -12844,7 +12844,7 @@
   <w:docDefaults>
     <w:rPrDefault>
       <w:rPr>
-        <w:rFonts w:asciiTheme="minorHAnsi" w:eastAsiaTheme="minorEastAsia" w:hAnsiTheme="minorHAnsi" w:cstheme="minorBidi"/>
+        <w:rFonts w:ascii="Arial" w:hAnsi="Arial" w:cs="Arial" w:eastAsia="Arial"/>
         <w:sz w:val="22"/>
         <w:szCs w:val="22"/>
         <w:lang w:val="en-US" w:eastAsia="en-US" w:bidi="ar-SA"/>
@@ -13015,7 +13015,7 @@
       <w:outlineLvl w:val="0"/>
     </w:pPr>
     <w:rPr>
-      <w:rFonts w:asciiTheme="majorHAnsi" w:eastAsiaTheme="majorEastAsia" w:hAnsiTheme="majorHAnsi" w:cstheme="majorBidi"/>
+      <w:rFonts w:ascii="Arial" w:hAnsi="Arial" w:cs="Arial" w:eastAsia="Arial"/>
       <w:b/>
       <w:bCs/>
       <w:color w:val="365F91" w:themeColor="accent1" w:themeShade="BF"/>
@@ -13039,7 +13039,7 @@
       <w:outlineLvl w:val="1"/>
     </w:pPr>
     <w:rPr>
-      <w:rFonts w:asciiTheme="majorHAnsi" w:eastAsiaTheme="majorEastAsia" w:hAnsiTheme="majorHAnsi" w:cstheme="majorBidi"/>
+      <w:rFonts w:ascii="Arial" w:hAnsi="Arial" w:cs="Arial" w:eastAsia="Arial"/>
       <w:b/>
       <w:bCs/>
       <w:color w:val="4F81BD" w:themeColor="accent1"/>
@@ -13063,7 +13063,7 @@
       <w:outlineLvl w:val="2"/>
     </w:pPr>
     <w:rPr>
-      <w:rFonts w:asciiTheme="majorHAnsi" w:eastAsiaTheme="majorEastAsia" w:hAnsiTheme="majorHAnsi" w:cstheme="majorBidi"/>
+      <w:rFonts w:ascii="Arial" w:hAnsi="Arial" w:cs="Arial" w:eastAsia="Arial"/>
       <w:b/>
       <w:bCs/>
       <w:color w:val="4F81BD" w:themeColor="accent1"/>
@@ -13086,7 +13086,7 @@
       <w:outlineLvl w:val="3"/>
     </w:pPr>
     <w:rPr>
-      <w:rFonts w:asciiTheme="majorHAnsi" w:eastAsiaTheme="majorEastAsia" w:hAnsiTheme="majorHAnsi" w:cstheme="majorBidi"/>
+      <w:rFonts w:ascii="Arial" w:hAnsi="Arial" w:cs="Arial" w:eastAsia="Arial"/>
       <w:b/>
       <w:bCs/>
       <w:i/>
@@ -13111,7 +13111,7 @@
       <w:outlineLvl w:val="4"/>
     </w:pPr>
     <w:rPr>
-      <w:rFonts w:asciiTheme="majorHAnsi" w:eastAsiaTheme="majorEastAsia" w:hAnsiTheme="majorHAnsi" w:cstheme="majorBidi"/>
+      <w:rFonts w:ascii="Arial" w:hAnsi="Arial" w:cs="Arial" w:eastAsia="Arial"/>
       <w:color w:val="243F60" w:themeColor="accent1" w:themeShade="7F"/>
     </w:rPr>
   </w:style>
@@ -13132,7 +13132,7 @@
       <w:outlineLvl w:val="5"/>
     </w:pPr>
     <w:rPr>
-      <w:rFonts w:asciiTheme="majorHAnsi" w:eastAsiaTheme="majorEastAsia" w:hAnsiTheme="majorHAnsi" w:cstheme="majorBidi"/>
+      <w:rFonts w:ascii="Arial" w:hAnsi="Arial" w:cs="Arial" w:eastAsia="Arial"/>
       <w:i/>
       <w:iCs/>
       <w:color w:val="243F60" w:themeColor="accent1" w:themeShade="7F"/>
@@ -13155,7 +13155,7 @@
       <w:outlineLvl w:val="6"/>
     </w:pPr>
     <w:rPr>
-      <w:rFonts w:asciiTheme="majorHAnsi" w:eastAsiaTheme="majorEastAsia" w:hAnsiTheme="majorHAnsi" w:cstheme="majorBidi"/>
+      <w:rFonts w:ascii="Arial" w:hAnsi="Arial" w:cs="Arial" w:eastAsia="Arial"/>
       <w:i/>
       <w:iCs/>
       <w:color w:val="404040" w:themeColor="text1" w:themeTint="BF"/>
@@ -13178,7 +13178,7 @@
       <w:outlineLvl w:val="7"/>
     </w:pPr>
     <w:rPr>
-      <w:rFonts w:asciiTheme="majorHAnsi" w:eastAsiaTheme="majorEastAsia" w:hAnsiTheme="majorHAnsi" w:cstheme="majorBidi"/>
+      <w:rFonts w:ascii="Arial" w:hAnsi="Arial" w:cs="Arial" w:eastAsia="Arial"/>
       <w:color w:val="4F81BD" w:themeColor="accent1"/>
       <w:sz w:val="20"/>
       <w:szCs w:val="20"/>
@@ -13201,7 +13201,7 @@
       <w:outlineLvl w:val="8"/>
     </w:pPr>
     <w:rPr>
-      <w:rFonts w:asciiTheme="majorHAnsi" w:eastAsiaTheme="majorEastAsia" w:hAnsiTheme="majorHAnsi" w:cstheme="majorBidi"/>
+      <w:rFonts w:ascii="Arial" w:hAnsi="Arial" w:cs="Arial" w:eastAsia="Arial"/>
       <w:i/>
       <w:iCs/>
       <w:color w:val="404040" w:themeColor="text1" w:themeTint="BF"/>
@@ -13252,7 +13252,7 @@
     <w:uiPriority w:val="9"/>
     <w:rsid w:val="00FC693F"/>
     <w:rPr>
-      <w:rFonts w:asciiTheme="majorHAnsi" w:eastAsiaTheme="majorEastAsia" w:hAnsiTheme="majorHAnsi" w:cstheme="majorBidi"/>
+      <w:rFonts w:ascii="Arial" w:hAnsi="Arial" w:cs="Arial" w:eastAsia="Arial"/>
       <w:b/>
       <w:bCs/>
       <w:color w:val="365F91" w:themeColor="accent1" w:themeShade="BF"/>
@@ -13267,7 +13267,7 @@
     <w:uiPriority w:val="9"/>
     <w:rsid w:val="00FC693F"/>
     <w:rPr>
-      <w:rFonts w:asciiTheme="majorHAnsi" w:eastAsiaTheme="majorEastAsia" w:hAnsiTheme="majorHAnsi" w:cstheme="majorBidi"/>
+      <w:rFonts w:ascii="Arial" w:hAnsi="Arial" w:cs="Arial" w:eastAsia="Arial"/>
       <w:b/>
       <w:bCs/>
       <w:color w:val="4F81BD" w:themeColor="accent1"/>
@@ -13282,7 +13282,7 @@
     <w:uiPriority w:val="9"/>
     <w:rsid w:val="00FC693F"/>
     <w:rPr>
-      <w:rFonts w:asciiTheme="majorHAnsi" w:eastAsiaTheme="majorEastAsia" w:hAnsiTheme="majorHAnsi" w:cstheme="majorBidi"/>
+      <w:rFonts w:ascii="Arial" w:hAnsi="Arial" w:cs="Arial" w:eastAsia="Arial"/>
       <w:b/>
       <w:bCs/>
       <w:color w:val="4F81BD" w:themeColor="accent1"/>
@@ -13304,7 +13304,7 @@
       <w:contextualSpacing/>
     </w:pPr>
     <w:rPr>
-      <w:rFonts w:asciiTheme="majorHAnsi" w:eastAsiaTheme="majorEastAsia" w:hAnsiTheme="majorHAnsi" w:cstheme="majorBidi"/>
+      <w:rFonts w:ascii="Arial" w:hAnsi="Arial" w:cs="Arial" w:eastAsia="Arial"/>
       <w:color w:val="17365D" w:themeColor="text2" w:themeShade="BF"/>
       <w:spacing w:val="5"/>
       <w:kern w:val="28"/>
@@ -13319,7 +13319,7 @@
     <w:uiPriority w:val="10"/>
     <w:rsid w:val="00FC693F"/>
     <w:rPr>
-      <w:rFonts w:asciiTheme="majorHAnsi" w:eastAsiaTheme="majorEastAsia" w:hAnsiTheme="majorHAnsi" w:cstheme="majorBidi"/>
+      <w:rFonts w:ascii="Arial" w:hAnsi="Arial" w:cs="Arial" w:eastAsia="Arial"/>
       <w:color w:val="17365D" w:themeColor="text2" w:themeShade="BF"/>
       <w:spacing w:val="5"/>
       <w:kern w:val="28"/>
@@ -13341,7 +13341,7 @@
       </w:numPr>
     </w:pPr>
     <w:rPr>
-      <w:rFonts w:asciiTheme="majorHAnsi" w:eastAsiaTheme="majorEastAsia" w:hAnsiTheme="majorHAnsi" w:cstheme="majorBidi"/>
+      <w:rFonts w:ascii="Arial" w:hAnsi="Arial" w:cs="Arial" w:eastAsia="Arial"/>
       <w:i/>
       <w:iCs/>
       <w:color w:val="4F81BD" w:themeColor="accent1"/>
@@ -13357,7 +13357,7 @@
     <w:uiPriority w:val="11"/>
     <w:rsid w:val="00FC693F"/>
     <w:rPr>
-      <w:rFonts w:asciiTheme="majorHAnsi" w:eastAsiaTheme="majorEastAsia" w:hAnsiTheme="majorHAnsi" w:cstheme="majorBidi"/>
+      <w:rFonts w:ascii="Arial" w:hAnsi="Arial" w:cs="Arial" w:eastAsia="Arial"/>
       <w:i/>
       <w:iCs/>
       <w:color w:val="4F81BD" w:themeColor="accent1"/>
@@ -13604,7 +13604,7 @@
       </w:tabs>
     </w:pPr>
     <w:rPr>
-      <w:rFonts w:ascii="Courier" w:hAnsi="Courier"/>
+      <w:rFonts w:ascii="Arial" w:hAnsi="Arial" w:cs="Arial" w:eastAsia="Arial"/>
       <w:sz w:val="20"/>
       <w:szCs w:val="20"/>
     </w:rPr>
@@ -13616,7 +13616,7 @@
     <w:uiPriority w:val="99"/>
     <w:rsid w:val="0029639D"/>
     <w:rPr>
-      <w:rFonts w:ascii="Courier" w:hAnsi="Courier"/>
+      <w:rFonts w:ascii="Arial" w:hAnsi="Arial" w:cs="Arial" w:eastAsia="Arial"/>
       <w:sz w:val="20"/>
       <w:szCs w:val="20"/>
     </w:rPr>
@@ -13655,7 +13655,7 @@
     <w:semiHidden/>
     <w:rsid w:val="00FC693F"/>
     <w:rPr>
-      <w:rFonts w:asciiTheme="majorHAnsi" w:eastAsiaTheme="majorEastAsia" w:hAnsiTheme="majorHAnsi" w:cstheme="majorBidi"/>
+      <w:rFonts w:ascii="Arial" w:hAnsi="Arial" w:cs="Arial" w:eastAsia="Arial"/>
       <w:b/>
       <w:bCs/>
       <w:i/>
@@ -13671,7 +13671,7 @@
     <w:semiHidden/>
     <w:rsid w:val="00FC693F"/>
     <w:rPr>
-      <w:rFonts w:asciiTheme="majorHAnsi" w:eastAsiaTheme="majorEastAsia" w:hAnsiTheme="majorHAnsi" w:cstheme="majorBidi"/>
+      <w:rFonts w:ascii="Arial" w:hAnsi="Arial" w:cs="Arial" w:eastAsia="Arial"/>
       <w:color w:val="243F60" w:themeColor="accent1" w:themeShade="7F"/>
     </w:rPr>
   </w:style>
@@ -13683,7 +13683,7 @@
     <w:semiHidden/>
     <w:rsid w:val="00FC693F"/>
     <w:rPr>
-      <w:rFonts w:asciiTheme="majorHAnsi" w:eastAsiaTheme="majorEastAsia" w:hAnsiTheme="majorHAnsi" w:cstheme="majorBidi"/>
+      <w:rFonts w:ascii="Arial" w:hAnsi="Arial" w:cs="Arial" w:eastAsia="Arial"/>
       <w:i/>
       <w:iCs/>
       <w:color w:val="243F60" w:themeColor="accent1" w:themeShade="7F"/>
@@ -13697,7 +13697,7 @@
     <w:semiHidden/>
     <w:rsid w:val="00FC693F"/>
     <w:rPr>
-      <w:rFonts w:asciiTheme="majorHAnsi" w:eastAsiaTheme="majorEastAsia" w:hAnsiTheme="majorHAnsi" w:cstheme="majorBidi"/>
+      <w:rFonts w:ascii="Arial" w:hAnsi="Arial" w:cs="Arial" w:eastAsia="Arial"/>
       <w:i/>
       <w:iCs/>
       <w:color w:val="404040" w:themeColor="text1" w:themeTint="BF"/>
@@ -13711,7 +13711,7 @@
     <w:semiHidden/>
     <w:rsid w:val="00FC693F"/>
     <w:rPr>
-      <w:rFonts w:asciiTheme="majorHAnsi" w:eastAsiaTheme="majorEastAsia" w:hAnsiTheme="majorHAnsi" w:cstheme="majorBidi"/>
+      <w:rFonts w:ascii="Arial" w:hAnsi="Arial" w:cs="Arial" w:eastAsia="Arial"/>
       <w:color w:val="4F81BD" w:themeColor="accent1"/>
       <w:sz w:val="20"/>
       <w:szCs w:val="20"/>
@@ -13725,7 +13725,7 @@
     <w:semiHidden/>
     <w:rsid w:val="00FC693F"/>
     <w:rPr>
-      <w:rFonts w:asciiTheme="majorHAnsi" w:eastAsiaTheme="majorEastAsia" w:hAnsiTheme="majorHAnsi" w:cstheme="majorBidi"/>
+      <w:rFonts w:ascii="Arial" w:hAnsi="Arial" w:cs="Arial" w:eastAsia="Arial"/>
       <w:i/>
       <w:iCs/>
       <w:color w:val="404040" w:themeColor="text1" w:themeTint="BF"/>
@@ -15314,7 +15314,7 @@
         <w:spacing w:before="0" w:after="0" w:line="240" w:lineRule="auto"/>
       </w:pPr>
       <w:rPr>
-        <w:rFonts w:asciiTheme="majorHAnsi" w:eastAsiaTheme="majorEastAsia" w:hAnsiTheme="majorHAnsi" w:cstheme="majorBidi"/>
+        <w:rFonts w:ascii="Arial" w:hAnsi="Arial" w:cs="Arial" w:eastAsia="Arial"/>
         <w:b/>
         <w:bCs/>
       </w:rPr>
@@ -15335,7 +15335,7 @@
         <w:spacing w:before="0" w:after="0" w:line="240" w:lineRule="auto"/>
       </w:pPr>
       <w:rPr>
-        <w:rFonts w:asciiTheme="majorHAnsi" w:eastAsiaTheme="majorEastAsia" w:hAnsiTheme="majorHAnsi" w:cstheme="majorBidi"/>
+        <w:rFonts w:ascii="Arial" w:hAnsi="Arial" w:cs="Arial" w:eastAsia="Arial"/>
         <w:b/>
         <w:bCs/>
       </w:rPr>
@@ -15353,14 +15353,14 @@
     </w:tblStylePr>
     <w:tblStylePr w:type="firstCol">
       <w:rPr>
-        <w:rFonts w:asciiTheme="majorHAnsi" w:eastAsiaTheme="majorEastAsia" w:hAnsiTheme="majorHAnsi" w:cstheme="majorBidi"/>
+        <w:rFonts w:ascii="Arial" w:hAnsi="Arial" w:cs="Arial" w:eastAsia="Arial"/>
         <w:b/>
         <w:bCs/>
       </w:rPr>
     </w:tblStylePr>
     <w:tblStylePr w:type="lastCol">
       <w:rPr>
-        <w:rFonts w:asciiTheme="majorHAnsi" w:eastAsiaTheme="majorEastAsia" w:hAnsiTheme="majorHAnsi" w:cstheme="majorBidi"/>
+        <w:rFonts w:ascii="Arial" w:hAnsi="Arial" w:cs="Arial" w:eastAsia="Arial"/>
         <w:b/>
         <w:bCs/>
       </w:rPr>
@@ -15444,7 +15444,7 @@
         <w:spacing w:before="0" w:after="0" w:line="240" w:lineRule="auto"/>
       </w:pPr>
       <w:rPr>
-        <w:rFonts w:asciiTheme="majorHAnsi" w:eastAsiaTheme="majorEastAsia" w:hAnsiTheme="majorHAnsi" w:cstheme="majorBidi"/>
+        <w:rFonts w:ascii="Arial" w:hAnsi="Arial" w:cs="Arial" w:eastAsia="Arial"/>
         <w:b/>
         <w:bCs/>
       </w:rPr>
@@ -15465,7 +15465,7 @@
         <w:spacing w:before="0" w:after="0" w:line="240" w:lineRule="auto"/>
       </w:pPr>
       <w:rPr>
-        <w:rFonts w:asciiTheme="majorHAnsi" w:eastAsiaTheme="majorEastAsia" w:hAnsiTheme="majorHAnsi" w:cstheme="majorBidi"/>
+        <w:rFonts w:ascii="Arial" w:hAnsi="Arial" w:cs="Arial" w:eastAsia="Arial"/>
         <w:b/>
         <w:bCs/>
       </w:rPr>
@@ -15483,14 +15483,14 @@
     </w:tblStylePr>
     <w:tblStylePr w:type="firstCol">
       <w:rPr>
-        <w:rFonts w:asciiTheme="majorHAnsi" w:eastAsiaTheme="majorEastAsia" w:hAnsiTheme="majorHAnsi" w:cstheme="majorBidi"/>
+        <w:rFonts w:ascii="Arial" w:hAnsi="Arial" w:cs="Arial" w:eastAsia="Arial"/>
         <w:b/>
         <w:bCs/>
       </w:rPr>
     </w:tblStylePr>
     <w:tblStylePr w:type="lastCol">
       <w:rPr>
-        <w:rFonts w:asciiTheme="majorHAnsi" w:eastAsiaTheme="majorEastAsia" w:hAnsiTheme="majorHAnsi" w:cstheme="majorBidi"/>
+        <w:rFonts w:ascii="Arial" w:hAnsi="Arial" w:cs="Arial" w:eastAsia="Arial"/>
         <w:b/>
         <w:bCs/>
       </w:rPr>
@@ -15574,7 +15574,7 @@
         <w:spacing w:before="0" w:after="0" w:line="240" w:lineRule="auto"/>
       </w:pPr>
       <w:rPr>
-        <w:rFonts w:asciiTheme="majorHAnsi" w:eastAsiaTheme="majorEastAsia" w:hAnsiTheme="majorHAnsi" w:cstheme="majorBidi"/>
+        <w:rFonts w:ascii="Arial" w:hAnsi="Arial" w:cs="Arial" w:eastAsia="Arial"/>
         <w:b/>
         <w:bCs/>
       </w:rPr>
@@ -15595,7 +15595,7 @@
         <w:spacing w:before="0" w:after="0" w:line="240" w:lineRule="auto"/>
       </w:pPr>
       <w:rPr>
-        <w:rFonts w:asciiTheme="majorHAnsi" w:eastAsiaTheme="majorEastAsia" w:hAnsiTheme="majorHAnsi" w:cstheme="majorBidi"/>
+        <w:rFonts w:ascii="Arial" w:hAnsi="Arial" w:cs="Arial" w:eastAsia="Arial"/>
         <w:b/>
         <w:bCs/>
       </w:rPr>
@@ -15613,14 +15613,14 @@
     </w:tblStylePr>
     <w:tblStylePr w:type="firstCol">
       <w:rPr>
-        <w:rFonts w:asciiTheme="majorHAnsi" w:eastAsiaTheme="majorEastAsia" w:hAnsiTheme="majorHAnsi" w:cstheme="majorBidi"/>
+        <w:rFonts w:ascii="Arial" w:hAnsi="Arial" w:cs="Arial" w:eastAsia="Arial"/>
         <w:b/>
         <w:bCs/>
       </w:rPr>
     </w:tblStylePr>
     <w:tblStylePr w:type="lastCol">
       <w:rPr>
-        <w:rFonts w:asciiTheme="majorHAnsi" w:eastAsiaTheme="majorEastAsia" w:hAnsiTheme="majorHAnsi" w:cstheme="majorBidi"/>
+        <w:rFonts w:ascii="Arial" w:hAnsi="Arial" w:cs="Arial" w:eastAsia="Arial"/>
         <w:b/>
         <w:bCs/>
       </w:rPr>
@@ -15704,7 +15704,7 @@
         <w:spacing w:before="0" w:after="0" w:line="240" w:lineRule="auto"/>
       </w:pPr>
       <w:rPr>
-        <w:rFonts w:asciiTheme="majorHAnsi" w:eastAsiaTheme="majorEastAsia" w:hAnsiTheme="majorHAnsi" w:cstheme="majorBidi"/>
+        <w:rFonts w:ascii="Arial" w:hAnsi="Arial" w:cs="Arial" w:eastAsia="Arial"/>
         <w:b/>
         <w:bCs/>
       </w:rPr>
@@ -15725,7 +15725,7 @@
         <w:spacing w:before="0" w:after="0" w:line="240" w:lineRule="auto"/>
       </w:pPr>
       <w:rPr>
-        <w:rFonts w:asciiTheme="majorHAnsi" w:eastAsiaTheme="majorEastAsia" w:hAnsiTheme="majorHAnsi" w:cstheme="majorBidi"/>
+        <w:rFonts w:ascii="Arial" w:hAnsi="Arial" w:cs="Arial" w:eastAsia="Arial"/>
         <w:b/>
         <w:bCs/>
       </w:rPr>
@@ -15743,14 +15743,14 @@
     </w:tblStylePr>
     <w:tblStylePr w:type="firstCol">
       <w:rPr>
-        <w:rFonts w:asciiTheme="majorHAnsi" w:eastAsiaTheme="majorEastAsia" w:hAnsiTheme="majorHAnsi" w:cstheme="majorBidi"/>
+        <w:rFonts w:ascii="Arial" w:hAnsi="Arial" w:cs="Arial" w:eastAsia="Arial"/>
         <w:b/>
         <w:bCs/>
       </w:rPr>
     </w:tblStylePr>
     <w:tblStylePr w:type="lastCol">
       <w:rPr>
-        <w:rFonts w:asciiTheme="majorHAnsi" w:eastAsiaTheme="majorEastAsia" w:hAnsiTheme="majorHAnsi" w:cstheme="majorBidi"/>
+        <w:rFonts w:ascii="Arial" w:hAnsi="Arial" w:cs="Arial" w:eastAsia="Arial"/>
         <w:b/>
         <w:bCs/>
       </w:rPr>
@@ -15834,7 +15834,7 @@
         <w:spacing w:before="0" w:after="0" w:line="240" w:lineRule="auto"/>
       </w:pPr>
       <w:rPr>
-        <w:rFonts w:asciiTheme="majorHAnsi" w:eastAsiaTheme="majorEastAsia" w:hAnsiTheme="majorHAnsi" w:cstheme="majorBidi"/>
+        <w:rFonts w:ascii="Arial" w:hAnsi="Arial" w:cs="Arial" w:eastAsia="Arial"/>
         <w:b/>
         <w:bCs/>
       </w:rPr>
@@ -15855,7 +15855,7 @@
         <w:spacing w:before="0" w:after="0" w:line="240" w:lineRule="auto"/>
       </w:pPr>
       <w:rPr>
-        <w:rFonts w:asciiTheme="majorHAnsi" w:eastAsiaTheme="majorEastAsia" w:hAnsiTheme="majorHAnsi" w:cstheme="majorBidi"/>
+        <w:rFonts w:ascii="Arial" w:hAnsi="Arial" w:cs="Arial" w:eastAsia="Arial"/>
         <w:b/>
         <w:bCs/>
       </w:rPr>
@@ -15873,14 +15873,14 @@
     </w:tblStylePr>
     <w:tblStylePr w:type="firstCol">
       <w:rPr>
-        <w:rFonts w:asciiTheme="majorHAnsi" w:eastAsiaTheme="majorEastAsia" w:hAnsiTheme="majorHAnsi" w:cstheme="majorBidi"/>
+        <w:rFonts w:ascii="Arial" w:hAnsi="Arial" w:cs="Arial" w:eastAsia="Arial"/>
         <w:b/>
         <w:bCs/>
       </w:rPr>
     </w:tblStylePr>
     <w:tblStylePr w:type="lastCol">
       <w:rPr>
-        <w:rFonts w:asciiTheme="majorHAnsi" w:eastAsiaTheme="majorEastAsia" w:hAnsiTheme="majorHAnsi" w:cstheme="majorBidi"/>
+        <w:rFonts w:ascii="Arial" w:hAnsi="Arial" w:cs="Arial" w:eastAsia="Arial"/>
         <w:b/>
         <w:bCs/>
       </w:rPr>
@@ -15964,7 +15964,7 @@
         <w:spacing w:before="0" w:after="0" w:line="240" w:lineRule="auto"/>
       </w:pPr>
       <w:rPr>
-        <w:rFonts w:asciiTheme="majorHAnsi" w:eastAsiaTheme="majorEastAsia" w:hAnsiTheme="majorHAnsi" w:cstheme="majorBidi"/>
+        <w:rFonts w:ascii="Arial" w:hAnsi="Arial" w:cs="Arial" w:eastAsia="Arial"/>
         <w:b/>
         <w:bCs/>
       </w:rPr>
@@ -15985,7 +15985,7 @@
         <w:spacing w:before="0" w:after="0" w:line="240" w:lineRule="auto"/>
       </w:pPr>
       <w:rPr>
-        <w:rFonts w:asciiTheme="majorHAnsi" w:eastAsiaTheme="majorEastAsia" w:hAnsiTheme="majorHAnsi" w:cstheme="majorBidi"/>
+        <w:rFonts w:ascii="Arial" w:hAnsi="Arial" w:cs="Arial" w:eastAsia="Arial"/>
         <w:b/>
         <w:bCs/>
       </w:rPr>
@@ -16003,14 +16003,14 @@
     </w:tblStylePr>
     <w:tblStylePr w:type="firstCol">
       <w:rPr>
-        <w:rFonts w:asciiTheme="majorHAnsi" w:eastAsiaTheme="majorEastAsia" w:hAnsiTheme="majorHAnsi" w:cstheme="majorBidi"/>
+        <w:rFonts w:ascii="Arial" w:hAnsi="Arial" w:cs="Arial" w:eastAsia="Arial"/>
         <w:b/>
         <w:bCs/>
       </w:rPr>
     </w:tblStylePr>
     <w:tblStylePr w:type="lastCol">
       <w:rPr>
-        <w:rFonts w:asciiTheme="majorHAnsi" w:eastAsiaTheme="majorEastAsia" w:hAnsiTheme="majorHAnsi" w:cstheme="majorBidi"/>
+        <w:rFonts w:ascii="Arial" w:hAnsi="Arial" w:cs="Arial" w:eastAsia="Arial"/>
         <w:b/>
         <w:bCs/>
       </w:rPr>
@@ -16094,7 +16094,7 @@
         <w:spacing w:before="0" w:after="0" w:line="240" w:lineRule="auto"/>
       </w:pPr>
       <w:rPr>
-        <w:rFonts w:asciiTheme="majorHAnsi" w:eastAsiaTheme="majorEastAsia" w:hAnsiTheme="majorHAnsi" w:cstheme="majorBidi"/>
+        <w:rFonts w:ascii="Arial" w:hAnsi="Arial" w:cs="Arial" w:eastAsia="Arial"/>
         <w:b/>
         <w:bCs/>
       </w:rPr>
@@ -16115,7 +16115,7 @@
         <w:spacing w:before="0" w:after="0" w:line="240" w:lineRule="auto"/>
       </w:pPr>
       <w:rPr>
-        <w:rFonts w:asciiTheme="majorHAnsi" w:eastAsiaTheme="majorEastAsia" w:hAnsiTheme="majorHAnsi" w:cstheme="majorBidi"/>
+        <w:rFonts w:ascii="Arial" w:hAnsi="Arial" w:cs="Arial" w:eastAsia="Arial"/>
         <w:b/>
         <w:bCs/>
       </w:rPr>
@@ -16133,14 +16133,14 @@
     </w:tblStylePr>
     <w:tblStylePr w:type="firstCol">
       <w:rPr>
-        <w:rFonts w:asciiTheme="majorHAnsi" w:eastAsiaTheme="majorEastAsia" w:hAnsiTheme="majorHAnsi" w:cstheme="majorBidi"/>
+        <w:rFonts w:ascii="Arial" w:hAnsi="Arial" w:cs="Arial" w:eastAsia="Arial"/>
         <w:b/>
         <w:bCs/>
       </w:rPr>
     </w:tblStylePr>
     <w:tblStylePr w:type="lastCol">
       <w:rPr>
-        <w:rFonts w:asciiTheme="majorHAnsi" w:eastAsiaTheme="majorEastAsia" w:hAnsiTheme="majorHAnsi" w:cstheme="majorBidi"/>
+        <w:rFonts w:ascii="Arial" w:hAnsi="Arial" w:cs="Arial" w:eastAsia="Arial"/>
         <w:b/>
         <w:bCs/>
       </w:rPr>
@@ -18005,7 +18005,7 @@
     </w:tblPr>
     <w:tblStylePr w:type="firstRow">
       <w:rPr>
-        <w:rFonts w:asciiTheme="majorHAnsi" w:eastAsiaTheme="majorEastAsia" w:hAnsiTheme="majorHAnsi" w:cstheme="majorBidi"/>
+        <w:rFonts w:ascii="Arial" w:hAnsi="Arial" w:cs="Arial" w:eastAsia="Arial"/>
       </w:rPr>
       <w:tblPr/>
       <w:tcPr>
@@ -18089,7 +18089,7 @@
     </w:tblPr>
     <w:tblStylePr w:type="firstRow">
       <w:rPr>
-        <w:rFonts w:asciiTheme="majorHAnsi" w:eastAsiaTheme="majorEastAsia" w:hAnsiTheme="majorHAnsi" w:cstheme="majorBidi"/>
+        <w:rFonts w:ascii="Arial" w:hAnsi="Arial" w:cs="Arial" w:eastAsia="Arial"/>
       </w:rPr>
       <w:tblPr/>
       <w:tcPr>
@@ -18173,7 +18173,7 @@
     </w:tblPr>
     <w:tblStylePr w:type="firstRow">
       <w:rPr>
-        <w:rFonts w:asciiTheme="majorHAnsi" w:eastAsiaTheme="majorEastAsia" w:hAnsiTheme="majorHAnsi" w:cstheme="majorBidi"/>
+        <w:rFonts w:ascii="Arial" w:hAnsi="Arial" w:cs="Arial" w:eastAsia="Arial"/>
       </w:rPr>
       <w:tblPr/>
       <w:tcPr>
@@ -18257,7 +18257,7 @@
     </w:tblPr>
     <w:tblStylePr w:type="firstRow">
       <w:rPr>
-        <w:rFonts w:asciiTheme="majorHAnsi" w:eastAsiaTheme="majorEastAsia" w:hAnsiTheme="majorHAnsi" w:cstheme="majorBidi"/>
+        <w:rFonts w:ascii="Arial" w:hAnsi="Arial" w:cs="Arial" w:eastAsia="Arial"/>
       </w:rPr>
       <w:tblPr/>
       <w:tcPr>
@@ -18341,7 +18341,7 @@
     </w:tblPr>
     <w:tblStylePr w:type="firstRow">
       <w:rPr>
-        <w:rFonts w:asciiTheme="majorHAnsi" w:eastAsiaTheme="majorEastAsia" w:hAnsiTheme="majorHAnsi" w:cstheme="majorBidi"/>
+        <w:rFonts w:ascii="Arial" w:hAnsi="Arial" w:cs="Arial" w:eastAsia="Arial"/>
       </w:rPr>
       <w:tblPr/>
       <w:tcPr>
@@ -18425,7 +18425,7 @@
     </w:tblPr>
     <w:tblStylePr w:type="firstRow">
       <w:rPr>
-        <w:rFonts w:asciiTheme="majorHAnsi" w:eastAsiaTheme="majorEastAsia" w:hAnsiTheme="majorHAnsi" w:cstheme="majorBidi"/>
+        <w:rFonts w:ascii="Arial" w:hAnsi="Arial" w:cs="Arial" w:eastAsia="Arial"/>
       </w:rPr>
       <w:tblPr/>
       <w:tcPr>
@@ -18509,7 +18509,7 @@
     </w:tblPr>
     <w:tblStylePr w:type="firstRow">
       <w:rPr>
-        <w:rFonts w:asciiTheme="majorHAnsi" w:eastAsiaTheme="majorEastAsia" w:hAnsiTheme="majorHAnsi" w:cstheme="majorBidi"/>
+        <w:rFonts w:ascii="Arial" w:hAnsi="Arial" w:cs="Arial" w:eastAsia="Arial"/>
       </w:rPr>
       <w:tblPr/>
       <w:tcPr>
@@ -18574,7 +18574,7 @@
       <w:spacing w:after="0" w:line="240" w:lineRule="auto"/>
     </w:pPr>
     <w:rPr>
-      <w:rFonts w:asciiTheme="majorHAnsi" w:eastAsiaTheme="majorEastAsia" w:hAnsiTheme="majorHAnsi" w:cstheme="majorBidi"/>
+      <w:rFonts w:ascii="Arial" w:hAnsi="Arial" w:cs="Arial" w:eastAsia="Arial"/>
       <w:color w:val="000000" w:themeColor="text1"/>
     </w:rPr>
     <w:tblPr>
@@ -18702,7 +18702,7 @@
       <w:spacing w:after="0" w:line="240" w:lineRule="auto"/>
     </w:pPr>
     <w:rPr>
-      <w:rFonts w:asciiTheme="majorHAnsi" w:eastAsiaTheme="majorEastAsia" w:hAnsiTheme="majorHAnsi" w:cstheme="majorBidi"/>
+      <w:rFonts w:ascii="Arial" w:hAnsi="Arial" w:cs="Arial" w:eastAsia="Arial"/>
       <w:color w:val="000000" w:themeColor="text1"/>
     </w:rPr>
     <w:tblPr>
@@ -18830,7 +18830,7 @@
       <w:spacing w:after="0" w:line="240" w:lineRule="auto"/>
     </w:pPr>
     <w:rPr>
-      <w:rFonts w:asciiTheme="majorHAnsi" w:eastAsiaTheme="majorEastAsia" w:hAnsiTheme="majorHAnsi" w:cstheme="majorBidi"/>
+      <w:rFonts w:ascii="Arial" w:hAnsi="Arial" w:cs="Arial" w:eastAsia="Arial"/>
       <w:color w:val="000000" w:themeColor="text1"/>
     </w:rPr>
     <w:tblPr>
@@ -18958,7 +18958,7 @@
       <w:spacing w:after="0" w:line="240" w:lineRule="auto"/>
     </w:pPr>
     <w:rPr>
-      <w:rFonts w:asciiTheme="majorHAnsi" w:eastAsiaTheme="majorEastAsia" w:hAnsiTheme="majorHAnsi" w:cstheme="majorBidi"/>
+      <w:rFonts w:ascii="Arial" w:hAnsi="Arial" w:cs="Arial" w:eastAsia="Arial"/>
       <w:color w:val="000000" w:themeColor="text1"/>
     </w:rPr>
     <w:tblPr>
@@ -19086,7 +19086,7 @@
       <w:spacing w:after="0" w:line="240" w:lineRule="auto"/>
     </w:pPr>
     <w:rPr>
-      <w:rFonts w:asciiTheme="majorHAnsi" w:eastAsiaTheme="majorEastAsia" w:hAnsiTheme="majorHAnsi" w:cstheme="majorBidi"/>
+      <w:rFonts w:ascii="Arial" w:hAnsi="Arial" w:cs="Arial" w:eastAsia="Arial"/>
       <w:color w:val="000000" w:themeColor="text1"/>
     </w:rPr>
     <w:tblPr>
@@ -19214,7 +19214,7 @@
       <w:spacing w:after="0" w:line="240" w:lineRule="auto"/>
     </w:pPr>
     <w:rPr>
-      <w:rFonts w:asciiTheme="majorHAnsi" w:eastAsiaTheme="majorEastAsia" w:hAnsiTheme="majorHAnsi" w:cstheme="majorBidi"/>
+      <w:rFonts w:ascii="Arial" w:hAnsi="Arial" w:cs="Arial" w:eastAsia="Arial"/>
       <w:color w:val="000000" w:themeColor="text1"/>
     </w:rPr>
     <w:tblPr>
@@ -19342,7 +19342,7 @@
       <w:spacing w:after="0" w:line="240" w:lineRule="auto"/>
     </w:pPr>
     <w:rPr>
-      <w:rFonts w:asciiTheme="majorHAnsi" w:eastAsiaTheme="majorEastAsia" w:hAnsiTheme="majorHAnsi" w:cstheme="majorBidi"/>
+      <w:rFonts w:ascii="Arial" w:hAnsi="Arial" w:cs="Arial" w:eastAsia="Arial"/>
       <w:color w:val="000000" w:themeColor="text1"/>
     </w:rPr>
     <w:tblPr>
@@ -19981,7 +19981,7 @@
       <w:spacing w:after="0" w:line="240" w:lineRule="auto"/>
     </w:pPr>
     <w:rPr>
-      <w:rFonts w:asciiTheme="majorHAnsi" w:eastAsiaTheme="majorEastAsia" w:hAnsiTheme="majorHAnsi" w:cstheme="majorBidi"/>
+      <w:rFonts w:ascii="Arial" w:hAnsi="Arial" w:cs="Arial" w:eastAsia="Arial"/>
       <w:color w:val="000000" w:themeColor="text1"/>
     </w:rPr>
     <w:tblPr>
@@ -20106,7 +20106,7 @@
       <w:spacing w:after="0" w:line="240" w:lineRule="auto"/>
     </w:pPr>
     <w:rPr>
-      <w:rFonts w:asciiTheme="majorHAnsi" w:eastAsiaTheme="majorEastAsia" w:hAnsiTheme="majorHAnsi" w:cstheme="majorBidi"/>
+      <w:rFonts w:ascii="Arial" w:hAnsi="Arial" w:cs="Arial" w:eastAsia="Arial"/>
       <w:color w:val="000000" w:themeColor="text1"/>
     </w:rPr>
     <w:tblPr>
@@ -20231,7 +20231,7 @@
       <w:spacing w:after="0" w:line="240" w:lineRule="auto"/>
     </w:pPr>
     <w:rPr>
-      <w:rFonts w:asciiTheme="majorHAnsi" w:eastAsiaTheme="majorEastAsia" w:hAnsiTheme="majorHAnsi" w:cstheme="majorBidi"/>
+      <w:rFonts w:ascii="Arial" w:hAnsi="Arial" w:cs="Arial" w:eastAsia="Arial"/>
       <w:color w:val="000000" w:themeColor="text1"/>
     </w:rPr>
     <w:tblPr>
@@ -20356,7 +20356,7 @@
       <w:spacing w:after="0" w:line="240" w:lineRule="auto"/>
     </w:pPr>
     <w:rPr>
-      <w:rFonts w:asciiTheme="majorHAnsi" w:eastAsiaTheme="majorEastAsia" w:hAnsiTheme="majorHAnsi" w:cstheme="majorBidi"/>
+      <w:rFonts w:ascii="Arial" w:hAnsi="Arial" w:cs="Arial" w:eastAsia="Arial"/>
       <w:color w:val="000000" w:themeColor="text1"/>
     </w:rPr>
     <w:tblPr>
@@ -20481,7 +20481,7 @@
       <w:spacing w:after="0" w:line="240" w:lineRule="auto"/>
     </w:pPr>
     <w:rPr>
-      <w:rFonts w:asciiTheme="majorHAnsi" w:eastAsiaTheme="majorEastAsia" w:hAnsiTheme="majorHAnsi" w:cstheme="majorBidi"/>
+      <w:rFonts w:ascii="Arial" w:hAnsi="Arial" w:cs="Arial" w:eastAsia="Arial"/>
       <w:color w:val="000000" w:themeColor="text1"/>
     </w:rPr>
     <w:tblPr>
@@ -20606,7 +20606,7 @@
       <w:spacing w:after="0" w:line="240" w:lineRule="auto"/>
     </w:pPr>
     <w:rPr>
-      <w:rFonts w:asciiTheme="majorHAnsi" w:eastAsiaTheme="majorEastAsia" w:hAnsiTheme="majorHAnsi" w:cstheme="majorBidi"/>
+      <w:rFonts w:ascii="Arial" w:hAnsi="Arial" w:cs="Arial" w:eastAsia="Arial"/>
       <w:color w:val="000000" w:themeColor="text1"/>
     </w:rPr>
     <w:tblPr>
@@ -20731,7 +20731,7 @@
       <w:spacing w:after="0" w:line="240" w:lineRule="auto"/>
     </w:pPr>
     <w:rPr>
-      <w:rFonts w:asciiTheme="majorHAnsi" w:eastAsiaTheme="majorEastAsia" w:hAnsiTheme="majorHAnsi" w:cstheme="majorBidi"/>
+      <w:rFonts w:ascii="Arial" w:hAnsi="Arial" w:cs="Arial" w:eastAsia="Arial"/>
       <w:color w:val="000000" w:themeColor="text1"/>
     </w:rPr>
     <w:tblPr>
@@ -24684,7 +24684,7 @@
     </a:clrScheme>
     <a:fontScheme name="Office">
       <a:majorFont>
-        <a:latin typeface="Calibri"/>
+        <a:latin typeface="Arial"/>
         <a:ea typeface=""/>
         <a:cs typeface=""/>
         <a:font script="Jpan" typeface="ＭＳ ゴシック"/>
@@ -24719,7 +24719,7 @@
         <a:font script="Geor" typeface="Sylfaen"/>
       </a:majorFont>
       <a:minorFont>
-        <a:latin typeface="Cambria"/>
+        <a:latin typeface="Arial"/>
         <a:ea typeface=""/>
         <a:cs typeface=""/>
         <a:font script="Jpan" typeface="ＭＳ 明朝"/>

--- a/assets/lessons/horn-construction/cradle-assembly-2021.docx
+++ b/assets/lessons/horn-construction/cradle-assembly-2021.docx
@@ -709,7 +709,7 @@
       <w:headerReference w:type="default" r:id="rId9"/>
       <w:footerReference w:type="default" r:id="rId10"/>
       <w:pgSz w:w="12240" w:h="15840"/>
-      <w:pgMar w:top="1080" w:right="1080" w:bottom="1080" w:left="1080" w:header="432" w:footer="432" w:gutter="0"/>
+      <w:pgMar w:top="1512" w:right="1080" w:bottom="1080" w:left="1080" w:header="432" w:footer="432" w:gutter="0"/>
       <w:cols w:space="720"/>
       <w:docGrid w:linePitch="360"/>
     </w:sectPr>
@@ -752,15 +752,32 @@
     <w:pPr>
       <w:pStyle w:val="Header"/>
       <w:tabs>
-        <w:tab w:pos="10080" w:val="right"/>
+        <w:tab w:pos="9821" w:val="right"/>
       </w:tabs>
+      <w:spacing w:before="0" w:after="0" w:lineRule="exact" w:line="600"/>
+      <w:shd w:val="clear" w:fill="002855"/>
+      <w:pBdr>
+        <w:bottom w:val="single" w:sz="16" w:space="0" w:color="EEAA00"/>
+      </w:pBdr>
     </w:pPr>
     <w:r>
       <w:rPr>
-        <w:b/>
-        <w:color w:val="002855"/>
-      </w:rPr>
-      <w:t>WVU DSPIRA</w:t>
+        <w:rFonts w:ascii="Arial" w:hAnsi="Arial"/>
+        <w:b/>
+        <w:color w:val="FFFFFF"/>
+        <w:sz w:val="32"/>
+      </w:rPr>
+      <w:t xml:space="preserve">  WVU DSPIRA</w:t>
+    </w:r>
+    <w:r>
+      <w:rPr>
+        <w:rFonts w:ascii="Arial" w:hAnsi="Arial"/>
+        <w:b w:val="0"/>
+        <w:color w:val="FFFFFF"/>
+        <w:sz w:val="18"/>
+      </w:rPr>
+      <w:tab/>
+      <w:t>WEST VIRGINIA UNIVERSITY</w:t>
     </w:r>
   </w:p>
 </w:hdr>

--- a/assets/lessons/horn-construction/cradle-assembly-2021.docx
+++ b/assets/lessons/horn-construction/cradle-assembly-2021.docx
@@ -906,7 +906,7 @@
       </w:tabs>
     </w:pPr>
     <w:r>
-      <w:t>wvurail.org/dspira</w:t>
+      <w:t>rail.wvu.edu/dspira</w:t>
     </w:r>
     <w:r>
       <w:tab/>
